--- a/output_receita_federal/parecer_normativo_cosit/documents/pn_cosit_11_19920930.docx
+++ b/output_receita_federal/parecer_normativo_cosit/documents/pn_cosit_11_19920930.docx
@@ -12,7 +12,7 @@
     </w:p>
     <w:p>
       <w:r>
-        <w:t>Os salários indiretos concedidos pelas empresas e pagos a administradores, diretores, gerentes e seus assessores como beneficios e vantagens, adicionais decorrentes de cargos, funções ou empregos, serão considerados como custos ou despesas operacionais, dedutíveis para efeito de apuração do lucro real, se atenderem as condições e limites previstos na legislação do imposto de renda. O valor do imposto pago nas condições previstas no § 2o do art 74 da Lei no 8.383, de 1991, poderá ser considerado custo ou despesa operacional caso os salários indiretos pagos também o sejam.</w:t>
+        <w:t>Os salários indiretos concedidos pelas empresas e pagos a administradores, diretores, gerentes e seus assessores como beneficios e vantagens, adicionais decorrentes de cargos, funções ou empregos, serão considerados como custos ou despesas operacionais, dedutíveis para efeito de apuração do lucro real, se atenderem as condições e limites previstos na legislação do imposto de renda. O valor do imposto pago nas condições previstas no § 2º do art 74 da Lei no 8.383, de 1991, poderá ser considerado custo ou despesa operacional caso os salários indiretos pagos também o sejam.</w:t>
       </w:r>
     </w:p>
     <w:p>
@@ -77,7 +77,7 @@
     </w:p>
     <w:p>
       <w:r>
-        <w:t>§ 1o A empresa identificará os beneficiários das despesas e adicionará aos respectivos salários valores a elas correspondentes."</w:t>
+        <w:t>§ 1º A empresa identificará os beneficiários das despesas e adicionará aos respectivos salários valores a elas correspondentes."</w:t>
       </w:r>
     </w:p>
     <w:p>
@@ -117,7 +117,7 @@
     </w:p>
     <w:p>
       <w:r>
-        <w:t>§ 2o - A dedutibilidade, como custo ou despesa, de rendimentos pagos ou creditados a terceiros abrange o imposto sobre os rendimentos que o contribuinte, como fonte pagadora, tiver o dever legal de reter e recolher, ainda que o contribuinte assuma o ônus do imposto (Decreto-lei no 1.598/77, art 16, § 2o).</w:t>
+        <w:t>§ 2º - A dedutibilidade, como custo ou despesa, de rendimentos pagos ou creditados a terceiros abrange o imposto sobre os rendimentos que o contribuinte, como fonte pagadora, tiver o dever legal de reter e recolher, ainda que o contribuinte assuma o ônus do imposto (Decreto-lei no 1.598/77, art 16, § 2º).</w:t>
       </w:r>
     </w:p>
     <w:p>
@@ -137,22 +137,22 @@
     </w:p>
     <w:p>
       <w:r>
-        <w:t>§ 4o - Para apuração do montante mensal da remuneração, serão computados todos os pagamentos efetuados pela pessoa jurídica em caráter de retribuição pelo exercício da função, inclusive as despesas derepresentação.</w:t>
+        <w:t>§ 4º - Para apuração do montante mensal da remuneração, serão computados todos os pagamentos efetuados pela pessoa jurídica em caráter de retribuição pelo exercício da função, inclusive as despesas derepresentação.</w:t>
       </w:r>
     </w:p>
     <w:p>
       <w:r>
-        <w:t>6. Por seu turno, a Lei no 7.713, de 22 de dezembro de 1988, ao alterar a legislação do imposto de renda das pessoas físicas, assim dispôs no seu art. 3o:</w:t>
+        <w:t>6. Por seu turno, a Lei no 7.713, de 22 de dezembro de 1988, ao alterar a legislação do imposto de renda das pessoas físicas, assim dispôs no seu art. 3º:</w:t>
       </w:r>
     </w:p>
     <w:p>
       <w:r>
-        <w:t>" Art. 3o o imposto incidirá sobre o rendimento bruto, sem qualquer dedução, ressalvado o disposto nos arts. 9o a 14 desta Lei.</w:t>
+        <w:t>" Art. 3º o imposto incidirá sobre o rendimento bruto, sem qualquer dedução, ressalvado o disposto nos arts. 9º a 14 desta Lei.</w:t>
       </w:r>
     </w:p>
     <w:p>
       <w:r>
-        <w:t>§ 1o Constituem rendimento bruto todo o produto do Capital, do trabalho ou da combinação de ambos, os alimentos e pensões percebidos em dinheiro, e ainda os proventos de qualquer natureza, assim também entendidos os acréscimos patrimoniais não correspondentes aos rendimentos declarados.</w:t>
+        <w:t>§ 1º Constituem rendimento bruto todo o produto do Capital, do trabalho ou da combinação de ambos, os alimentos e pensões percebidos em dinheiro, e ainda os proventos de qualquer natureza, assim também entendidos os acréscimos patrimoniais não correspondentes aos rendimentos declarados.</w:t>
       </w:r>
     </w:p>
     <w:p>
@@ -162,7 +162,7 @@
     </w:p>
     <w:p>
       <w:r>
-        <w:t>§ 4o A tributação independe da denominação dos rendimentos, títulos ou direitos, da localização, condição jurídica ou nacionalidade da fonte, da origem dos bens produtores da renda, e da forma de percepção das rendas ou proventos, bastando, para a incidência do imposto, o benefício do contribuinte por qualquer forma e a qualquer título."</w:t>
+        <w:t>§ 4º A tributação independe da denominação dos rendimentos, títulos ou direitos, da localização, condição jurídica ou nacionalidade da fonte, da origem dos bens produtores da renda, e da forma de percepção das rendas ou proventos, bastando, para a incidência do imposto, o benefício do contribuinte por qualquer forma e a qualquer título."</w:t>
       </w:r>
     </w:p>
     <w:p>
@@ -302,7 +302,7 @@
     </w:p>
     <w:p>
       <w:r>
-        <w:t>Além disso, e em se tratando de sócios, diretores e administradores, as remunerações por eles percebidas somente se reputam dedutíveis na determinação do lucro real, caso, dentre outras condições, sejam debitadas em custos ou despesas operacionais e correspondam a remuneração mensal fixa por prestação de serviços (art 236, § 5o, "a" do RIR/80).</w:t>
+        <w:t>Além disso, e em se tratando de sócios, diretores e administradores, as remunerações por eles percebidas somente se reputam dedutíveis na determinação do lucro real, caso, dentre outras condições, sejam debitadas em custos ou despesas operacionais e correspondam a remuneração mensal fixa por prestação de serviços (art 236, § 5º, "a" do RIR/80).</w:t>
       </w:r>
     </w:p>
     <w:p>
@@ -337,12 +337,12 @@
     </w:p>
     <w:p>
       <w:r>
-        <w:t>22. Examina-se agora, a tributação dos benefícios e vantagens nas condições previstas no § 2o do art. 74. O art 197 do vigente Regulamento do Imposto de Renda estabelece que não são dedutiveis as importâncias declaradas como pagas ou creditadas a título de comissões, bonificações, gratificações ou semelhantes, quando não for indicada a operação ou a causa que deu origem ao rendimento e quando o comprovante do pagamento não individualizar o beneficiário do rendimento.</w:t>
+        <w:t>22. Examina-se agora, a tributação dos benefícios e vantagens nas condições previstas no § 2º do art. 74. O art 197 do vigente Regulamento do Imposto de Renda estabelece que não são dedutiveis as importâncias declaradas como pagas ou creditadas a título de comissões, bonificações, gratificações ou semelhantes, quando não for indicada a operação ou a causa que deu origem ao rendimento e quando o comprovante do pagamento não individualizar o beneficiário do rendimento.</w:t>
       </w:r>
     </w:p>
     <w:p>
       <w:r>
-        <w:t>23. Da interpretação combinada do art 197 do RIR/80 com o § 2o do art 74 da Lei no 8.383, de 1991, conclui-se que:</w:t>
+        <w:t>23. Da interpretação combinada do art 197 do RIR/80 com o § 2º do art 74 da Lei no 8.383, de 1991, conclui-se que:</w:t>
       </w:r>
     </w:p>
     <w:p>
@@ -380,11 +380,615 @@
         <w:t>26. Caso a empresa não identifique os beneficiários e, por via de conseqüência, não adicione os benefícios indiretos às respectivas remunerações, os valores pagos não integram os rendimentos tributáveis da pessoa física e o imposto pago na fonte pela pessoa jurídica, à alíquota de 33%, será considerado exclusivo de fonte.</w:t>
       </w:r>
     </w:p>
-    <w:p>
-      <w:r>
-        <w:t>BENEFICIÁRIOS FORMA DE TRIBUTAÇÃO PESSOA JURÍDICA PESSOA FÍSICA DEDUTIBILIDADE DOS RENDIMENTOS DEDUTIBILIDADE DO IR/FONTE DECLARAÇÃO AJUSTE ANUAL COMPENSA-ÇÃO DO IR/FONTE ADMINISTRA-DORES, DIRETORES, SÓCIOS, § 2o art. 74 SIM - Benef. Iden. NÃO - não iden. (Arts. 191, 197, RIR/80) SIM - Se individ. NÃO -Se não individ. (Arts. 197, 225 RIR/80) NÃO NÃO EMPREGADOS E TERCEIROS CONTRATADOS PELA PESSOA JURÍDICA § 1o art. 74 SIM (Arts. 191, 236 RIR/80) _ SIM (Art. 3o Lei no 7.717/80) SIM § 1o art. 74 (Art. 191 - RIR/80) SIM NÃO NÃO § 1o art. 74 SIM _ SIM SIM</w:t>
-      </w:r>
-    </w:p>
+    <w:tbl>
+      <w:tblPr>
+        <w:tblStyle w:val="LightGrid-Accent1"/>
+        <w:tblW w:type="auto" w:w="0"/>
+        <w:tblLayout w:type="autofit"/>
+        <w:tblLook w:firstColumn="1" w:firstRow="1" w:lastColumn="0" w:lastRow="0" w:noHBand="0" w:noVBand="1" w:val="04A0"/>
+      </w:tblPr>
+      <w:tblGrid>
+        <w:gridCol w:w="1080"/>
+        <w:gridCol w:w="1080"/>
+        <w:gridCol w:w="1080"/>
+        <w:gridCol w:w="1080"/>
+        <w:gridCol w:w="1080"/>
+        <w:gridCol w:w="1080"/>
+        <w:gridCol w:w="1080"/>
+        <w:gridCol w:w="1080"/>
+      </w:tblGrid>
+      <w:tr>
+        <w:tc>
+          <w:tcPr>
+            <w:tcW w:type="dxa" w:w="1080"/>
+            <w:vMerge w:val="restart"/>
+          </w:tcPr>
+          <w:p>
+            <w:r>
+              <w:rPr>
+                <w:b/>
+              </w:rPr>
+              <w:t>BENEFICIÁRIOS</w:t>
+            </w:r>
+            <w:r/>
+          </w:p>
+        </w:tc>
+        <w:tc>
+          <w:tcPr>
+            <w:tcW w:type="dxa" w:w="1080"/>
+            <w:vMerge w:val="restart"/>
+          </w:tcPr>
+          <w:p>
+            <w:r>
+              <w:rPr>
+                <w:b/>
+              </w:rPr>
+              <w:t>FORMA</w:t>
+            </w:r>
+            <w:r>
+              <w:rPr>
+                <w:b/>
+              </w:rPr>
+              <w:t>DE TRIBUTAÇÃO</w:t>
+            </w:r>
+          </w:p>
+        </w:tc>
+        <w:tc>
+          <w:tcPr>
+            <w:tcW w:type="dxa" w:w="2160"/>
+            <w:gridSpan w:val="2"/>
+          </w:tcPr>
+          <w:p>
+            <w:r>
+              <w:rPr>
+                <w:b/>
+              </w:rPr>
+              <w:t>PESSOA JURÍDICA</w:t>
+            </w:r>
+            <w:r/>
+          </w:p>
+        </w:tc>
+        <w:tc>
+          <w:tcPr>
+            <w:tcW w:type="dxa" w:w="2160"/>
+            <w:gridSpan w:val="2"/>
+          </w:tcPr>
+          <w:p>
+            <w:r>
+              <w:rPr>
+                <w:b/>
+              </w:rPr>
+              <w:t>PESSOA FÍSICA</w:t>
+            </w:r>
+            <w:r/>
+          </w:p>
+        </w:tc>
+        <w:tc>
+          <w:tcPr>
+            <w:tcW w:type="dxa" w:w="1080"/>
+          </w:tcPr>
+          <w:p/>
+        </w:tc>
+        <w:tc>
+          <w:tcPr>
+            <w:tcW w:type="dxa" w:w="1080"/>
+          </w:tcPr>
+          <w:p/>
+        </w:tc>
+      </w:tr>
+      <w:tr>
+        <w:tc>
+          <w:tcPr>
+            <w:tcW w:type="dxa" w:w="1080"/>
+            <w:vMerge/>
+          </w:tcPr>
+          <w:p/>
+        </w:tc>
+        <w:tc>
+          <w:tcPr>
+            <w:tcW w:type="dxa" w:w="1080"/>
+            <w:vMerge/>
+          </w:tcPr>
+          <w:p/>
+        </w:tc>
+        <w:tc>
+          <w:tcPr>
+            <w:tcW w:type="dxa" w:w="1080"/>
+          </w:tcPr>
+          <w:p>
+            <w:r>
+              <w:rPr>
+                <w:b/>
+              </w:rPr>
+              <w:t>DEDUTIBILIDADE DOS RENDIMENTOS</w:t>
+            </w:r>
+            <w:r/>
+          </w:p>
+        </w:tc>
+        <w:tc>
+          <w:tcPr>
+            <w:tcW w:type="dxa" w:w="1080"/>
+          </w:tcPr>
+          <w:p>
+            <w:r>
+              <w:rPr>
+                <w:b/>
+              </w:rPr>
+              <w:t>DEDUTIBILIDADE DO IR/FONTE</w:t>
+            </w:r>
+            <w:r/>
+          </w:p>
+        </w:tc>
+        <w:tc>
+          <w:tcPr>
+            <w:tcW w:type="dxa" w:w="1080"/>
+          </w:tcPr>
+          <w:p>
+            <w:r>
+              <w:rPr>
+                <w:b/>
+              </w:rPr>
+              <w:t>DECLARAÇÃO AJUSTE</w:t>
+            </w:r>
+            <w:r>
+              <w:rPr>
+                <w:b/>
+              </w:rPr>
+              <w:t xml:space="preserve"> </w:t>
+            </w:r>
+            <w:r>
+              <w:rPr>
+                <w:b/>
+              </w:rPr>
+              <w:t>ANUAL</w:t>
+            </w:r>
+            <w:r/>
+          </w:p>
+        </w:tc>
+        <w:tc>
+          <w:tcPr>
+            <w:tcW w:type="dxa" w:w="1080"/>
+          </w:tcPr>
+          <w:p>
+            <w:r>
+              <w:rPr>
+                <w:b/>
+              </w:rPr>
+              <w:t>COMPENSA-ÇÃO</w:t>
+            </w:r>
+            <w:r>
+              <w:rPr>
+                <w:b/>
+              </w:rPr>
+              <w:t xml:space="preserve"> </w:t>
+            </w:r>
+            <w:r>
+              <w:rPr>
+                <w:b/>
+              </w:rPr>
+              <w:t>DO IR/FONTE</w:t>
+            </w:r>
+            <w:r/>
+          </w:p>
+        </w:tc>
+        <w:tc>
+          <w:tcPr>
+            <w:tcW w:type="dxa" w:w="1080"/>
+          </w:tcPr>
+          <w:p/>
+        </w:tc>
+        <w:tc>
+          <w:tcPr>
+            <w:tcW w:type="dxa" w:w="1080"/>
+          </w:tcPr>
+          <w:p/>
+        </w:tc>
+      </w:tr>
+      <w:tr>
+        <w:tc>
+          <w:tcPr>
+            <w:tcW w:type="dxa" w:w="1080"/>
+          </w:tcPr>
+          <w:p>
+            <w:r>
+              <w:t>ADMINISTRA-DORES,</w:t>
+            </w:r>
+            <w:r>
+              <w:t xml:space="preserve"> </w:t>
+            </w:r>
+            <w:r>
+              <w:t>DIRETORES, SÓCIOS,</w:t>
+            </w:r>
+            <w:r/>
+          </w:p>
+        </w:tc>
+        <w:tc>
+          <w:tcPr>
+            <w:tcW w:type="dxa" w:w="1080"/>
+          </w:tcPr>
+          <w:p>
+            <w:r>
+              <w:t>§ 2</w:t>
+            </w:r>
+            <w:r>
+              <w:rPr>
+                <w:u w:val="single"/>
+              </w:rPr>
+              <w:t>o</w:t>
+            </w:r>
+            <w:r>
+              <w:t xml:space="preserve"> </w:t>
+            </w:r>
+            <w:r>
+              <w:t>art. 74</w:t>
+            </w:r>
+            <w:r/>
+          </w:p>
+        </w:tc>
+        <w:tc>
+          <w:tcPr>
+            <w:tcW w:type="dxa" w:w="1080"/>
+          </w:tcPr>
+          <w:p>
+            <w:r>
+              <w:t>SIM - Benef.</w:t>
+            </w:r>
+            <w:r>
+              <w:t xml:space="preserve"> </w:t>
+            </w:r>
+            <w:r>
+              <w:t>Iden.</w:t>
+            </w:r>
+            <w:r>
+              <w:t xml:space="preserve"> </w:t>
+            </w:r>
+            <w:r>
+              <w:t>NÃO -</w:t>
+            </w:r>
+            <w:r>
+              <w:t xml:space="preserve"> </w:t>
+            </w:r>
+            <w:r>
+              <w:t>não iden. (Arts. 191, 197, RIR/80)</w:t>
+            </w:r>
+            <w:r/>
+          </w:p>
+        </w:tc>
+        <w:tc>
+          <w:tcPr>
+            <w:tcW w:type="dxa" w:w="1080"/>
+          </w:tcPr>
+          <w:p>
+            <w:r>
+              <w:t>SIM - Se individ.</w:t>
+            </w:r>
+            <w:r>
+              <w:t xml:space="preserve"> </w:t>
+            </w:r>
+            <w:r>
+              <w:t>NÃO -Se</w:t>
+            </w:r>
+            <w:r>
+              <w:t xml:space="preserve"> </w:t>
+            </w:r>
+            <w:r>
+              <w:t>não individ. (Arts. 197, 225 RIR/80)</w:t>
+            </w:r>
+            <w:r/>
+          </w:p>
+        </w:tc>
+        <w:tc>
+          <w:tcPr>
+            <w:tcW w:type="dxa" w:w="1080"/>
+          </w:tcPr>
+          <w:p>
+            <w:r>
+              <w:t>NÃO</w:t>
+            </w:r>
+            <w:r/>
+          </w:p>
+        </w:tc>
+        <w:tc>
+          <w:tcPr>
+            <w:tcW w:type="dxa" w:w="1080"/>
+          </w:tcPr>
+          <w:p>
+            <w:r>
+              <w:t>NÃO</w:t>
+            </w:r>
+            <w:r/>
+          </w:p>
+        </w:tc>
+        <w:tc>
+          <w:tcPr>
+            <w:tcW w:type="dxa" w:w="1080"/>
+          </w:tcPr>
+          <w:p/>
+        </w:tc>
+        <w:tc>
+          <w:tcPr>
+            <w:tcW w:type="dxa" w:w="1080"/>
+          </w:tcPr>
+          <w:p/>
+        </w:tc>
+      </w:tr>
+      <w:tr>
+        <w:tc>
+          <w:tcPr>
+            <w:tcW w:type="dxa" w:w="1080"/>
+            <w:vMerge w:val="restart"/>
+          </w:tcPr>
+          <w:p>
+            <w:r>
+              <w:t>EMPREGADOS E TERCEIROS CONTRATADOS</w:t>
+            </w:r>
+            <w:r>
+              <w:t xml:space="preserve"> </w:t>
+            </w:r>
+            <w:r>
+              <w:t>PELA PESSOA</w:t>
+            </w:r>
+            <w:r>
+              <w:t xml:space="preserve"> </w:t>
+            </w:r>
+            <w:r>
+              <w:t>JURÍDICA</w:t>
+            </w:r>
+            <w:r/>
+          </w:p>
+        </w:tc>
+        <w:tc>
+          <w:tcPr>
+            <w:tcW w:type="dxa" w:w="1080"/>
+          </w:tcPr>
+          <w:p>
+            <w:r>
+              <w:t>§ 1</w:t>
+            </w:r>
+            <w:r>
+              <w:rPr>
+                <w:u w:val="single"/>
+              </w:rPr>
+              <w:t>o</w:t>
+            </w:r>
+            <w:r>
+              <w:t xml:space="preserve"> </w:t>
+            </w:r>
+            <w:r>
+              <w:t>art. 74</w:t>
+            </w:r>
+            <w:r/>
+          </w:p>
+        </w:tc>
+        <w:tc>
+          <w:tcPr>
+            <w:tcW w:type="dxa" w:w="1080"/>
+          </w:tcPr>
+          <w:p>
+            <w:r>
+              <w:t>SIM</w:t>
+            </w:r>
+            <w:r>
+              <w:t xml:space="preserve"> </w:t>
+            </w:r>
+            <w:r>
+              <w:t>(Arts. 191, 236 RIR/80)</w:t>
+            </w:r>
+            <w:r/>
+          </w:p>
+        </w:tc>
+        <w:tc>
+          <w:tcPr>
+            <w:tcW w:type="dxa" w:w="1080"/>
+          </w:tcPr>
+          <w:p>
+            <w:r>
+              <w:t>_</w:t>
+            </w:r>
+            <w:r/>
+          </w:p>
+        </w:tc>
+        <w:tc>
+          <w:tcPr>
+            <w:tcW w:type="dxa" w:w="1080"/>
+          </w:tcPr>
+          <w:p>
+            <w:r>
+              <w:t>SIM</w:t>
+            </w:r>
+            <w:r>
+              <w:t xml:space="preserve"> </w:t>
+            </w:r>
+            <w:r>
+              <w:t>(Art. 3</w:t>
+            </w:r>
+            <w:r>
+              <w:rPr>
+                <w:u w:val="single"/>
+              </w:rPr>
+              <w:t>o</w:t>
+            </w:r>
+            <w:r>
+              <w:t xml:space="preserve"> </w:t>
+            </w:r>
+            <w:r>
+              <w:t>Lei n</w:t>
+            </w:r>
+            <w:r>
+              <w:rPr>
+                <w:u w:val="single"/>
+              </w:rPr>
+              <w:t>o</w:t>
+            </w:r>
+            <w:r>
+              <w:t xml:space="preserve"> 7.717/80)</w:t>
+            </w:r>
+            <w:r/>
+          </w:p>
+        </w:tc>
+        <w:tc>
+          <w:tcPr>
+            <w:tcW w:type="dxa" w:w="1080"/>
+          </w:tcPr>
+          <w:p>
+            <w:r>
+              <w:t>SIM</w:t>
+            </w:r>
+          </w:p>
+        </w:tc>
+        <w:tc>
+          <w:tcPr>
+            <w:tcW w:type="dxa" w:w="1080"/>
+          </w:tcPr>
+          <w:p/>
+        </w:tc>
+        <w:tc>
+          <w:tcPr>
+            <w:tcW w:type="dxa" w:w="1080"/>
+          </w:tcPr>
+          <w:p/>
+        </w:tc>
+      </w:tr>
+      <w:tr>
+        <w:tc>
+          <w:tcPr>
+            <w:tcW w:type="dxa" w:w="1080"/>
+            <w:vMerge/>
+          </w:tcPr>
+          <w:p/>
+        </w:tc>
+        <w:tc>
+          <w:tcPr>
+            <w:tcW w:type="dxa" w:w="1080"/>
+          </w:tcPr>
+          <w:p>
+            <w:r>
+              <w:t>§ 1</w:t>
+            </w:r>
+            <w:r>
+              <w:rPr>
+                <w:u w:val="single"/>
+              </w:rPr>
+              <w:t>o</w:t>
+            </w:r>
+            <w:r>
+              <w:t xml:space="preserve"> </w:t>
+            </w:r>
+            <w:r>
+              <w:t>art. 74</w:t>
+            </w:r>
+            <w:r/>
+          </w:p>
+        </w:tc>
+        <w:tc>
+          <w:tcPr>
+            <w:tcW w:type="dxa" w:w="1080"/>
+          </w:tcPr>
+          <w:p>
+            <w:r>
+              <w:t>SIM</w:t>
+            </w:r>
+            <w:r/>
+          </w:p>
+        </w:tc>
+        <w:tc>
+          <w:tcPr>
+            <w:tcW w:type="dxa" w:w="1080"/>
+          </w:tcPr>
+          <w:p>
+            <w:r>
+              <w:t>_</w:t>
+            </w:r>
+            <w:r/>
+          </w:p>
+        </w:tc>
+        <w:tc>
+          <w:tcPr>
+            <w:tcW w:type="dxa" w:w="1080"/>
+          </w:tcPr>
+          <w:p>
+            <w:r>
+              <w:t>SIM</w:t>
+            </w:r>
+            <w:r/>
+          </w:p>
+        </w:tc>
+        <w:tc>
+          <w:tcPr>
+            <w:tcW w:type="dxa" w:w="1080"/>
+          </w:tcPr>
+          <w:p>
+            <w:r>
+              <w:t>SIM</w:t>
+            </w:r>
+            <w:r/>
+          </w:p>
+        </w:tc>
+        <w:tc>
+          <w:tcPr>
+            <w:tcW w:type="dxa" w:w="1080"/>
+          </w:tcPr>
+          <w:p/>
+        </w:tc>
+        <w:tc>
+          <w:tcPr>
+            <w:tcW w:type="dxa" w:w="1080"/>
+          </w:tcPr>
+          <w:p/>
+        </w:tc>
+      </w:tr>
+      <w:tr>
+        <w:tc>
+          <w:tcPr>
+            <w:tcW w:type="dxa" w:w="1080"/>
+            <w:vMerge/>
+          </w:tcPr>
+          <w:p/>
+        </w:tc>
+        <w:tc>
+          <w:tcPr>
+            <w:tcW w:type="dxa" w:w="1080"/>
+          </w:tcPr>
+          <w:p/>
+        </w:tc>
+        <w:tc>
+          <w:tcPr>
+            <w:tcW w:type="dxa" w:w="1080"/>
+          </w:tcPr>
+          <w:p/>
+        </w:tc>
+        <w:tc>
+          <w:tcPr>
+            <w:tcW w:type="dxa" w:w="1080"/>
+          </w:tcPr>
+          <w:p/>
+        </w:tc>
+        <w:tc>
+          <w:tcPr>
+            <w:tcW w:type="dxa" w:w="1080"/>
+          </w:tcPr>
+          <w:p/>
+        </w:tc>
+        <w:tc>
+          <w:tcPr>
+            <w:tcW w:type="dxa" w:w="1080"/>
+          </w:tcPr>
+          <w:p/>
+        </w:tc>
+        <w:tc>
+          <w:tcPr>
+            <w:tcW w:type="dxa" w:w="1080"/>
+          </w:tcPr>
+          <w:p/>
+        </w:tc>
+        <w:tc>
+          <w:tcPr>
+            <w:tcW w:type="dxa" w:w="1080"/>
+          </w:tcPr>
+          <w:p/>
+        </w:tc>
+      </w:tr>
+    </w:tbl>
     <w:p>
       <w:r>
         <w:t>À consideração superior.</w:t>
